--- a/fra/docx/52.content.docx
+++ b/fra/docx/52.content.docx
@@ -136,13 +136,6 @@
         <w:rPr>
           <w:lang w:val="fr_FR" w:bidi="fr_FR"/>
         </w:rPr>
-      </w:r>
-      <w:r>
-        <w:rPr>
-          <w:i/>
-          <w:lang w:val="fr_FR" w:bidi="fr_FR"/>
-        </w:rPr>
-        <w:t>1 Thessaloniciens 1.3, 1 Thessaloniciens 1.5, 1 Thessaloniciens 1.6, 1 Thessaloniciens 1.6 (#2), 1 Thessaloniciens 1.8, 1 Thessaloniciens 1.9, 1 Thessaloniciens 1.10, 1 Thessaloniciens 1.10 (#2), 1 Thessaloniciens 2.2, 1 Thessaloniciens 2.4, 1 Thessaloniciens 2.5–6, 1 Thessaloniciens 2.7–8, 1 Thessaloniciens 2.9, 1 Thessaloniciens 2.11, 1 Thessaloniciens 2.12, 1 Thessaloniciens 2.13, 1 Thessaloniciens 2.14–16, 1 Thessaloniciens 2.17–18, 1 Thessaloniciens 2.19–20, 1 Thessaloniciens 3.1–2, 1 Thessaloniciens 3.3, 1 Thessaloniciens 3.5, 1 Thessaloniciens 3.6–7, 1 Thessaloniciens 3.8, 1 Thessaloniciens 3.10, 1 Thessaloniciens 3.12, 1 Thessaloniciens 3.13, 1 Thessaloniciens 4.1–2, 1 Thessaloniciens 4.3, 1 Thessaloniciens 4.4, 1 Thessaloniciens 4.6, 1 Thessaloniciens 4.8, 1 Thessaloniciens 4.9–10, 1 Thessaloniciens 4.11–12, 1 Thessaloniciens 4.13, 1 Thessaloniciens 4.14, 1 Thessaloniciens 4.16, 1 Thessaloniciens 4.16–17, 1 Thessaloniciens 4.17, 1 Thessaloniciens 4.18, 1 Thessaloniciens 5.2, 1 Thessaloniciens 5.3, 1 Thessaloniciens 5.4–5, 1 Thessaloniciens 5.6, 1 Thessaloniciens 5.9, 1 Thessaloniciens 5.12–13, 1 Thessaloniciens 5.15, 1 Thessaloniciens 5.18, 1 Thessaloniciens 5.20–21, 1 Thessaloniciens 5.23, 1 Thessaloniciens 5.28</w:t>
       </w:r>
       <w:r>
         <w:rPr>

--- a/fra/docx/52.content.docx
+++ b/fra/docx/52.content.docx
@@ -123,19 +123,6 @@
           <w:lang w:val="fr_FR" w:bidi="fr_FR"/>
         </w:rPr>
         <w:t>1TH</w:t>
-      </w:r>
-      <w:r>
-        <w:rPr>
-          <w:lang w:val="fr_FR" w:bidi="fr_FR"/>
-        </w:rPr>
-      </w:r>
-    </w:p>
-    <w:p>
-      <w:pPr/>
-      <w:r>
-        <w:rPr>
-          <w:lang w:val="fr_FR" w:bidi="fr_FR"/>
-        </w:rPr>
       </w:r>
       <w:r>
         <w:rPr>

--- a/fra/docx/52.content.docx
+++ b/fra/docx/52.content.docx
@@ -19,7 +19,7 @@
         <w:rPr>
           <w:lang w:val="fr_FR" w:bidi="fr_FR"/>
         </w:rPr>
-        <w:t>Resource: Questions de Traduction (unfoldingWord)</w:t>
+        <w:t>Resource: unfoldingWord® Translation Questions</w:t>
       </w:r>
       <w:r>
         <w:rPr>
@@ -85,7 +85,7 @@
         <w:rPr>
           <w:lang w:val="fr_FR" w:bidi="fr_FR"/>
         </w:rPr>
-        <w:t>Questions de Traduction (unfoldingWord)</w:t>
+        <w:t>unfoldingWord® Translation Questions</w:t>
       </w:r>
     </w:p>
     <w:p>
